--- a/ЛР4/Отчет_ЛР4.docx
+++ b/ЛР4/Отчет_ЛР4.docx
@@ -601,7 +601,7 @@
           <w:sz w:val="32"/>
           <w:szCs w:val="32"/>
         </w:rPr>
-        <w:t xml:space="preserve">Реализовано нативное desktop-приложение на Python с интерфейсом Tkinter. Случайные символы выбираются модулем secrets, использующим криптографически стойкий генератор. Программа вычисляет нижнюю границу S*, общую и удельную энтропии, реальную энтропию выборки из 50 паролей, индекс случайности и коэффициент неравномерности. Реализованы проверка распространённых паттернов, сравнительный расчёт для длин 10 и 12 и графики P(L), P(A), P(V), P(T) на Canvas. Для проверки по базе утечек применяется API Have I Been Pwned по схеме k-anonymity: передаётся только первые пять символов SHA-1-хеша.</w:t>
+        <w:t xml:space="preserve">Реализовано нативное desktop-приложение на Python с интерфейсом Tkinter. Случайные символы выбираются модулем secrets, использующим криптографически стойкий генератор. Программа вычисляет нижнюю границу S*, общую и удельную энтропии, реальную энтропию выборки из 50 паролей, индекс случайности и коэффициент неравномерности. Метрики вычисляются по формулам методички: Ereal = -L × Σ(pi × log2(pi)), Ir = (E - Ereal) / E, Kn = 1 - (Σ(pi²) / A). Реализованы проверка распространённых паттернов, сравнительный расчёт для длин 10 и 12 и графики P(L), P(A), P(V), P(T) на Canvas. Для проверки по базе утечек применяется API Have I Been Pwned по схеме k-anonymity: передаётся только первые пять символов SHA-1-хеша.</w:t>
       </w:r>
     </w:p>
     <w:p>
@@ -1083,7 +1083,7 @@
           <w:sz w:val="24"/>
           <w:szCs w:val="24"/>
         </w:rPr>
-        <w:t xml:space="preserve">    """Метрики распределения символов по выборке из 50 сгенерированных паролей."""</w:t>
+        <w:t xml:space="preserve">    """Метрики по формулам (5)–(7) методических указаний для выборки из 50 паролей."""</w:t>
       </w:r>
     </w:p>
     <w:p>
@@ -1148,33 +1148,59 @@
           <w:sz w:val="24"/>
           <w:szCs w:val="24"/>
         </w:rPr>
-        <w:t xml:space="preserve">    real_entropy = -sum(probability * math.log2(probability) for probability in probabilities)</w:t>
-      </w:r>
-    </w:p>
-    <w:p>
-      <w:pPr>
-        <w:spacing w:before="120" w:after="120" w:line="240" w:lineRule="auto"/>
-      </w:pPr>
-      <w:r>
-        <w:rPr>
-          <w:rFonts w:ascii="Courier New" w:hAnsi="Courier New" w:cs="Courier New"/>
-          <w:sz w:val="24"/>
-          <w:szCs w:val="24"/>
-        </w:rPr>
-        <w:t xml:space="preserve">    unevenness = sum((probability - 1 / len(alphabet)) ** 2 for probability in probabilities)</w:t>
-      </w:r>
-    </w:p>
-    <w:p>
-      <w:pPr>
-        <w:spacing w:before="120" w:after="120" w:line="240" w:lineRule="auto"/>
-      </w:pPr>
-      <w:r>
-        <w:rPr>
-          <w:rFonts w:ascii="Courier New" w:hAnsi="Courier New" w:cs="Courier New"/>
-          <w:sz w:val="24"/>
-          <w:szCs w:val="24"/>
-        </w:rPr>
-        <w:t xml:space="preserve">    random_index = max(0.0, 1 - real_entropy / math.log2(len(alphabet)))</w:t>
+        <w:t xml:space="preserve">    real_entropy_per_symbol = -sum(probability * math.log2(probability) for probability in probabilities)</w:t>
+      </w:r>
+    </w:p>
+    <w:p>
+      <w:pPr>
+        <w:spacing w:before="120" w:after="120" w:line="240" w:lineRule="auto"/>
+      </w:pPr>
+      <w:r>
+        <w:rPr>
+          <w:rFonts w:ascii="Courier New" w:hAnsi="Courier New" w:cs="Courier New"/>
+          <w:sz w:val="24"/>
+          <w:szCs w:val="24"/>
+        </w:rPr>
+        <w:t xml:space="preserve">    real_entropy = length * real_entropy_per_symbol</w:t>
+      </w:r>
+    </w:p>
+    <w:p>
+      <w:pPr>
+        <w:spacing w:before="120" w:after="120" w:line="240" w:lineRule="auto"/>
+      </w:pPr>
+      <w:r>
+        <w:rPr>
+          <w:rFonts w:ascii="Courier New" w:hAnsi="Courier New" w:cs="Courier New"/>
+          <w:sz w:val="24"/>
+          <w:szCs w:val="24"/>
+        </w:rPr>
+        <w:t xml:space="preserve">    theoretical_entropy = length * math.log2(len(alphabet))</w:t>
+      </w:r>
+    </w:p>
+    <w:p>
+      <w:pPr>
+        <w:spacing w:before="120" w:after="120" w:line="240" w:lineRule="auto"/>
+      </w:pPr>
+      <w:r>
+        <w:rPr>
+          <w:rFonts w:ascii="Courier New" w:hAnsi="Courier New" w:cs="Courier New"/>
+          <w:sz w:val="24"/>
+          <w:szCs w:val="24"/>
+        </w:rPr>
+        <w:t xml:space="preserve">    unevenness = 1 - sum(probability**2 for probability in probabilities) / len(alphabet)</w:t>
+      </w:r>
+    </w:p>
+    <w:p>
+      <w:pPr>
+        <w:spacing w:before="120" w:after="120" w:line="240" w:lineRule="auto"/>
+      </w:pPr>
+      <w:r>
+        <w:rPr>
+          <w:rFonts w:ascii="Courier New" w:hAnsi="Courier New" w:cs="Courier New"/>
+          <w:sz w:val="24"/>
+          <w:szCs w:val="24"/>
+        </w:rPr>
+        <w:t xml:space="preserve">    random_index = max(0.0, (theoretical_entropy - real_entropy) / theoretical_entropy)</w:t>
       </w:r>
     </w:p>
     <w:p>
@@ -2344,7 +2370,20 @@
           <w:sz w:val="24"/>
           <w:szCs w:val="24"/>
         </w:rPr>
-        <w:t xml:space="preserve">            f"Паттерны: {pattern_text}"</w:t>
+        <w:t xml:space="preserve">            f"Паттерны: {pattern_text}\n"</w:t>
+      </w:r>
+    </w:p>
+    <w:p>
+      <w:pPr>
+        <w:spacing w:before="120" w:after="120" w:line="240" w:lineRule="auto"/>
+      </w:pPr>
+      <w:r>
+        <w:rPr>
+          <w:rFonts w:ascii="Courier New" w:hAnsi="Courier New" w:cs="Courier New"/>
+          <w:sz w:val="24"/>
+          <w:szCs w:val="24"/>
+        </w:rPr>
+        <w:t xml:space="preserve">            f"Вывод: стойкость соответствует требованию (Pфакт {'≤' if probability &lt;= target_p else '&gt;'} Pзад)."</w:t>
       </w:r>
     </w:p>
     <w:p>
@@ -3260,7 +3299,7 @@
           <w:sz w:val="32"/>
           <w:szCs w:val="32"/>
         </w:rPr>
-        <w:t xml:space="preserve">На снимке видно нативный интерфейс программы Tkinter: она использует алфавит мощности 66, определяет S* = 648000000 и формирует пароль длиной 8 символов. Общая теоретическая энтропия такого пароля равна 48,36 бит, а удельная — 6,04 бит/символ. Для каждой генерации параметры реальной выборки из 50 паролей пересчитываются, поэтому значения реальной энтропии и коэффициента неравномерности могут отличаться.</w:t>
+        <w:t xml:space="preserve">На снимке видно нативный интерфейс программы Tkinter: она использует алфавит мощности 66, определяет S* = 648000000 и формирует пароль длиной 8 символов. Общая теоретическая энтропия такого пароля равна 48,36 бит, а удельная — 6,04 бит/символ. Для каждой генерации параметры реальной выборки из 50 паролей пересчитываются, поэтому значения реальной энтропии, индекса случайности и коэффициента неравномерности могут отличаться. В интерфейсе выводится заключение: фактическая вероятность подбора не превышает заданное значение P, следовательно пароль удовлетворяет требованию стойкости.</w:t>
       </w:r>
     </w:p>
     <w:p>
